--- a/基于图神经网络的城市交通速度预测_实验报告.docx
+++ b/基于图神经网络的城市交通速度预测_实验报告.docx
@@ -1197,6 +1197,7 @@
         <w:spacing w:before="160" w:after="120"/>
         <w:outlineLvl w:val="0"/>
       </w:pPr>
+      <w:bookmarkStart w:id="1000" w:name="_Toc_h0"/>
       <w:r>
         <w:rPr>
           <w:rFonts w:ascii="黑体" w:hAnsi="黑体" w:eastAsia="黑体"/>
@@ -1205,6 +1206,7 @@
         </w:rPr>
         <w:t>摘要</w:t>
       </w:r>
+      <w:bookmarkEnd w:id="1000"/>
     </w:p>
     <w:p>
       <w:pPr>
@@ -1227,6 +1229,7 @@
         <w:spacing w:before="160" w:after="120"/>
         <w:outlineLvl w:val="0"/>
       </w:pPr>
+      <w:bookmarkStart w:id="1001" w:name="_Toc_h1"/>
       <w:r>
         <w:rPr>
           <w:rFonts w:ascii="黑体" w:hAnsi="黑体" w:eastAsia="黑体"/>
@@ -1235,6 +1238,7 @@
         </w:rPr>
         <w:t>关键词</w:t>
       </w:r>
+      <w:bookmarkEnd w:id="1001"/>
     </w:p>
     <w:p>
       <w:pPr>
@@ -1275,16 +1279,18 @@
         </w:tabs>
         <w:spacing w:line="264" w:lineRule="auto" w:after="40"/>
       </w:pPr>
-      <w:r>
-        <w:rPr>
-          <w:rFonts w:ascii="宋体" w:hAnsi="宋体" w:eastAsia="宋体"/>
-          <w:b/>
-          <w:sz w:val="23"/>
-        </w:rPr>
-        <w:t>摘要</w:t>
-        <w:tab/>
-        <w:t>3</w:t>
-      </w:r>
+      <w:hyperlink w:anchor="_Toc_h0">
+        <w:r>
+          <w:rPr>
+            <w:rFonts w:ascii="宋体" w:hAnsi="宋体" w:eastAsia="宋体"/>
+            <w:b/>
+            <w:sz w:val="23"/>
+          </w:rPr>
+          <w:t>摘要</w:t>
+          <w:tab/>
+          <w:t>3</w:t>
+        </w:r>
+      </w:hyperlink>
     </w:p>
     <w:p>
       <w:pPr>
@@ -1293,16 +1299,18 @@
         </w:tabs>
         <w:spacing w:line="264" w:lineRule="auto" w:after="40"/>
       </w:pPr>
-      <w:r>
-        <w:rPr>
-          <w:rFonts w:ascii="宋体" w:hAnsi="宋体" w:eastAsia="宋体"/>
-          <w:b/>
-          <w:sz w:val="23"/>
-        </w:rPr>
-        <w:t>关键词</w:t>
-        <w:tab/>
-        <w:t>4</w:t>
-      </w:r>
+      <w:hyperlink w:anchor="_Toc_h1">
+        <w:r>
+          <w:rPr>
+            <w:rFonts w:ascii="宋体" w:hAnsi="宋体" w:eastAsia="宋体"/>
+            <w:b/>
+            <w:sz w:val="23"/>
+          </w:rPr>
+          <w:t>关键词</w:t>
+          <w:tab/>
+          <w:t>4</w:t>
+        </w:r>
+      </w:hyperlink>
     </w:p>
     <w:p>
       <w:pPr>
@@ -1311,16 +1319,18 @@
         </w:tabs>
         <w:spacing w:line="264" w:lineRule="auto" w:after="40"/>
       </w:pPr>
-      <w:r>
-        <w:rPr>
-          <w:rFonts w:ascii="宋体" w:hAnsi="宋体" w:eastAsia="宋体"/>
-          <w:b/>
-          <w:sz w:val="23"/>
-        </w:rPr>
-        <w:t>1 研究目的</w:t>
-        <w:tab/>
-        <w:t>6</w:t>
-      </w:r>
+      <w:hyperlink w:anchor="_Toc_h2">
+        <w:r>
+          <w:rPr>
+            <w:rFonts w:ascii="宋体" w:hAnsi="宋体" w:eastAsia="宋体"/>
+            <w:b/>
+            <w:sz w:val="23"/>
+          </w:rPr>
+          <w:t>1 研究目的</w:t>
+          <w:tab/>
+          <w:t>7</w:t>
+        </w:r>
+      </w:hyperlink>
     </w:p>
     <w:p>
       <w:pPr>
@@ -1329,16 +1339,18 @@
         </w:tabs>
         <w:spacing w:line="264" w:lineRule="auto" w:after="40"/>
       </w:pPr>
-      <w:r>
-        <w:rPr>
-          <w:rFonts w:ascii="宋体" w:hAnsi="宋体" w:eastAsia="宋体"/>
-          <w:b/>
-          <w:sz w:val="23"/>
-        </w:rPr>
-        <w:t>2 数据获取</w:t>
-        <w:tab/>
-        <w:t>8</w:t>
-      </w:r>
+      <w:hyperlink w:anchor="_Toc_h3">
+        <w:r>
+          <w:rPr>
+            <w:rFonts w:ascii="宋体" w:hAnsi="宋体" w:eastAsia="宋体"/>
+            <w:b/>
+            <w:sz w:val="23"/>
+          </w:rPr>
+          <w:t>2 数据获取</w:t>
+          <w:tab/>
+          <w:t>9</w:t>
+        </w:r>
+      </w:hyperlink>
     </w:p>
     <w:p>
       <w:pPr>
@@ -1348,16 +1360,18 @@
         <w:spacing w:line="264" w:lineRule="auto" w:after="40"/>
         <w:ind w:left="360"/>
       </w:pPr>
-      <w:r>
-        <w:rPr>
-          <w:rFonts w:ascii="宋体" w:hAnsi="宋体" w:eastAsia="宋体"/>
-          <w:b w:val="0"/>
-          <w:sz w:val="21"/>
-        </w:rPr>
-        <w:t>2.1 数据集介绍</w:t>
-        <w:tab/>
-        <w:t>8</w:t>
-      </w:r>
+      <w:hyperlink w:anchor="_Toc_h4">
+        <w:r>
+          <w:rPr>
+            <w:rFonts w:ascii="宋体" w:hAnsi="宋体" w:eastAsia="宋体"/>
+            <w:b w:val="0"/>
+            <w:sz w:val="21"/>
+          </w:rPr>
+          <w:t>2.1 数据集介绍</w:t>
+          <w:tab/>
+          <w:t>9</w:t>
+        </w:r>
+      </w:hyperlink>
     </w:p>
     <w:p>
       <w:pPr>
@@ -1367,16 +1381,18 @@
         <w:spacing w:line="264" w:lineRule="auto" w:after="40"/>
         <w:ind w:left="360"/>
       </w:pPr>
-      <w:r>
-        <w:rPr>
-          <w:rFonts w:ascii="宋体" w:hAnsi="宋体" w:eastAsia="宋体"/>
-          <w:b w:val="0"/>
-          <w:sz w:val="21"/>
-        </w:rPr>
-        <w:t>2.2 数据来源与采集方式</w:t>
-        <w:tab/>
-        <w:t>8</w:t>
-      </w:r>
+      <w:hyperlink w:anchor="_Toc_h5">
+        <w:r>
+          <w:rPr>
+            <w:rFonts w:ascii="宋体" w:hAnsi="宋体" w:eastAsia="宋体"/>
+            <w:b w:val="0"/>
+            <w:sz w:val="21"/>
+          </w:rPr>
+          <w:t>2.2 数据来源与采集方式</w:t>
+          <w:tab/>
+          <w:t>9</w:t>
+        </w:r>
+      </w:hyperlink>
     </w:p>
     <w:p>
       <w:pPr>
@@ -1386,16 +1402,18 @@
         <w:spacing w:line="264" w:lineRule="auto" w:after="40"/>
         <w:ind w:left="360"/>
       </w:pPr>
-      <w:r>
-        <w:rPr>
-          <w:rFonts w:ascii="宋体" w:hAnsi="宋体" w:eastAsia="宋体"/>
-          <w:b w:val="0"/>
-          <w:sz w:val="21"/>
-        </w:rPr>
-        <w:t>2.3 数据规模与格式</w:t>
-        <w:tab/>
-        <w:t>9</w:t>
-      </w:r>
+      <w:hyperlink w:anchor="_Toc_h6">
+        <w:r>
+          <w:rPr>
+            <w:rFonts w:ascii="宋体" w:hAnsi="宋体" w:eastAsia="宋体"/>
+            <w:b w:val="0"/>
+            <w:sz w:val="21"/>
+          </w:rPr>
+          <w:t>2.3 数据规模与格式</w:t>
+          <w:tab/>
+          <w:t>10</w:t>
+        </w:r>
+      </w:hyperlink>
     </w:p>
     <w:p>
       <w:pPr>
@@ -1404,16 +1422,18 @@
         </w:tabs>
         <w:spacing w:line="264" w:lineRule="auto" w:after="40"/>
       </w:pPr>
-      <w:r>
-        <w:rPr>
-          <w:rFonts w:ascii="宋体" w:hAnsi="宋体" w:eastAsia="宋体"/>
-          <w:b/>
-          <w:sz w:val="23"/>
-        </w:rPr>
-        <w:t>3 数据预处理</w:t>
-        <w:tab/>
-        <w:t>9</w:t>
-      </w:r>
+      <w:hyperlink w:anchor="_Toc_h7">
+        <w:r>
+          <w:rPr>
+            <w:rFonts w:ascii="宋体" w:hAnsi="宋体" w:eastAsia="宋体"/>
+            <w:b/>
+            <w:sz w:val="23"/>
+          </w:rPr>
+          <w:t>3 数据预处理</w:t>
+          <w:tab/>
+          <w:t>11</w:t>
+        </w:r>
+      </w:hyperlink>
     </w:p>
     <w:p>
       <w:pPr>
@@ -1423,16 +1443,18 @@
         <w:spacing w:line="264" w:lineRule="auto" w:after="40"/>
         <w:ind w:left="360"/>
       </w:pPr>
-      <w:r>
-        <w:rPr>
-          <w:rFonts w:ascii="宋体" w:hAnsi="宋体" w:eastAsia="宋体"/>
-          <w:b w:val="0"/>
-          <w:sz w:val="21"/>
-        </w:rPr>
-        <w:t>3.1 归一化与特征构造</w:t>
-        <w:tab/>
-        <w:t>10</w:t>
-      </w:r>
+      <w:hyperlink w:anchor="_Toc_h8">
+        <w:r>
+          <w:rPr>
+            <w:rFonts w:ascii="宋体" w:hAnsi="宋体" w:eastAsia="宋体"/>
+            <w:b w:val="0"/>
+            <w:sz w:val="21"/>
+          </w:rPr>
+          <w:t>3.1 归一化与特征构造</w:t>
+          <w:tab/>
+          <w:t>11</w:t>
+        </w:r>
+      </w:hyperlink>
     </w:p>
     <w:p>
       <w:pPr>
@@ -1442,16 +1464,18 @@
         <w:spacing w:line="264" w:lineRule="auto" w:after="40"/>
         <w:ind w:left="360"/>
       </w:pPr>
-      <w:r>
-        <w:rPr>
-          <w:rFonts w:ascii="宋体" w:hAnsi="宋体" w:eastAsia="宋体"/>
-          <w:b w:val="0"/>
-          <w:sz w:val="21"/>
-        </w:rPr>
-        <w:t>3.2 路网图构建</w:t>
-        <w:tab/>
-        <w:t>10</w:t>
-      </w:r>
+      <w:hyperlink w:anchor="_Toc_h9">
+        <w:r>
+          <w:rPr>
+            <w:rFonts w:ascii="宋体" w:hAnsi="宋体" w:eastAsia="宋体"/>
+            <w:b w:val="0"/>
+            <w:sz w:val="21"/>
+          </w:rPr>
+          <w:t>3.2 路网图构建</w:t>
+          <w:tab/>
+          <w:t>11</w:t>
+        </w:r>
+      </w:hyperlink>
     </w:p>
     <w:p>
       <w:pPr>
@@ -1461,16 +1485,18 @@
         <w:spacing w:line="264" w:lineRule="auto" w:after="40"/>
         <w:ind w:left="360"/>
       </w:pPr>
-      <w:r>
-        <w:rPr>
-          <w:rFonts w:ascii="宋体" w:hAnsi="宋体" w:eastAsia="宋体"/>
-          <w:b w:val="0"/>
-          <w:sz w:val="21"/>
-        </w:rPr>
-        <w:t>3.3 时空样本构建与数据集划分</w:t>
-        <w:tab/>
-        <w:t>10</w:t>
-      </w:r>
+      <w:hyperlink w:anchor="_Toc_h10">
+        <w:r>
+          <w:rPr>
+            <w:rFonts w:ascii="宋体" w:hAnsi="宋体" w:eastAsia="宋体"/>
+            <w:b w:val="0"/>
+            <w:sz w:val="21"/>
+          </w:rPr>
+          <w:t>3.3 时空样本构建与数据集划分</w:t>
+          <w:tab/>
+          <w:t>12</w:t>
+        </w:r>
+      </w:hyperlink>
     </w:p>
     <w:p>
       <w:pPr>
@@ -1479,16 +1505,18 @@
         </w:tabs>
         <w:spacing w:line="264" w:lineRule="auto" w:after="40"/>
       </w:pPr>
-      <w:r>
-        <w:rPr>
-          <w:rFonts w:ascii="宋体" w:hAnsi="宋体" w:eastAsia="宋体"/>
-          <w:b/>
-          <w:sz w:val="23"/>
-        </w:rPr>
-        <w:t>4 模型与方法：A3T-GCN</w:t>
-        <w:tab/>
-        <w:t>11</w:t>
-      </w:r>
+      <w:hyperlink w:anchor="_Toc_h11">
+        <w:r>
+          <w:rPr>
+            <w:rFonts w:ascii="宋体" w:hAnsi="宋体" w:eastAsia="宋体"/>
+            <w:b/>
+            <w:sz w:val="23"/>
+          </w:rPr>
+          <w:t>4 模型与方法：A3T-GCN</w:t>
+          <w:tab/>
+          <w:t>13</w:t>
+        </w:r>
+      </w:hyperlink>
     </w:p>
     <w:p>
       <w:pPr>
@@ -1498,16 +1526,18 @@
         <w:spacing w:line="264" w:lineRule="auto" w:after="40"/>
         <w:ind w:left="360"/>
       </w:pPr>
-      <w:r>
-        <w:rPr>
-          <w:rFonts w:ascii="宋体" w:hAnsi="宋体" w:eastAsia="宋体"/>
-          <w:b w:val="0"/>
-          <w:sz w:val="21"/>
-        </w:rPr>
-        <w:t>4.1 问题定义</w:t>
-        <w:tab/>
-        <w:t>11</w:t>
-      </w:r>
+      <w:hyperlink w:anchor="_Toc_h12">
+        <w:r>
+          <w:rPr>
+            <w:rFonts w:ascii="宋体" w:hAnsi="宋体" w:eastAsia="宋体"/>
+            <w:b w:val="0"/>
+            <w:sz w:val="21"/>
+          </w:rPr>
+          <w:t>4.1 问题定义</w:t>
+          <w:tab/>
+          <w:t>13</w:t>
+        </w:r>
+      </w:hyperlink>
     </w:p>
     <w:p>
       <w:pPr>
@@ -1517,16 +1547,18 @@
         <w:spacing w:line="264" w:lineRule="auto" w:after="40"/>
         <w:ind w:left="360"/>
       </w:pPr>
-      <w:r>
-        <w:rPr>
-          <w:rFonts w:ascii="宋体" w:hAnsi="宋体" w:eastAsia="宋体"/>
-          <w:b w:val="0"/>
-          <w:sz w:val="21"/>
-        </w:rPr>
-        <w:t>4.2 总体结构</w:t>
-        <w:tab/>
-        <w:t>12</w:t>
-      </w:r>
+      <w:hyperlink w:anchor="_Toc_h13">
+        <w:r>
+          <w:rPr>
+            <w:rFonts w:ascii="宋体" w:hAnsi="宋体" w:eastAsia="宋体"/>
+            <w:b w:val="0"/>
+            <w:sz w:val="21"/>
+          </w:rPr>
+          <w:t>4.2 总体结构</w:t>
+          <w:tab/>
+          <w:t>13</w:t>
+        </w:r>
+      </w:hyperlink>
     </w:p>
     <w:p>
       <w:pPr>
@@ -1536,16 +1568,18 @@
         <w:spacing w:line="264" w:lineRule="auto" w:after="40"/>
         <w:ind w:left="360"/>
       </w:pPr>
-      <w:r>
-        <w:rPr>
-          <w:rFonts w:ascii="宋体" w:hAnsi="宋体" w:eastAsia="宋体"/>
-          <w:b w:val="0"/>
-          <w:sz w:val="21"/>
-        </w:rPr>
-        <w:t>4.3 图卷积网络: 捕获空间依赖</w:t>
-        <w:tab/>
-        <w:t>12</w:t>
-      </w:r>
+      <w:hyperlink w:anchor="_Toc_h14">
+        <w:r>
+          <w:rPr>
+            <w:rFonts w:ascii="宋体" w:hAnsi="宋体" w:eastAsia="宋体"/>
+            <w:b w:val="0"/>
+            <w:sz w:val="21"/>
+          </w:rPr>
+          <w:t>4.3 图卷积网络: 捕获空间依赖</w:t>
+          <w:tab/>
+          <w:t>14</w:t>
+        </w:r>
+      </w:hyperlink>
     </w:p>
     <w:p>
       <w:pPr>
@@ -1555,16 +1589,18 @@
         <w:spacing w:line="264" w:lineRule="auto" w:after="40"/>
         <w:ind w:left="360"/>
       </w:pPr>
-      <w:r>
-        <w:rPr>
-          <w:rFonts w:ascii="宋体" w:hAnsi="宋体" w:eastAsia="宋体"/>
-          <w:b w:val="0"/>
-          <w:sz w:val="21"/>
-        </w:rPr>
-        <w:t>4.4 门控循环单元: 捕获时间依赖</w:t>
-        <w:tab/>
-        <w:t>12</w:t>
-      </w:r>
+      <w:hyperlink w:anchor="_Toc_h15">
+        <w:r>
+          <w:rPr>
+            <w:rFonts w:ascii="宋体" w:hAnsi="宋体" w:eastAsia="宋体"/>
+            <w:b w:val="0"/>
+            <w:sz w:val="21"/>
+          </w:rPr>
+          <w:t>4.4 门控循环单元: 捕获时间依赖</w:t>
+          <w:tab/>
+          <w:t>14</w:t>
+        </w:r>
+      </w:hyperlink>
     </w:p>
     <w:p>
       <w:pPr>
@@ -1574,16 +1610,18 @@
         <w:spacing w:line="264" w:lineRule="auto" w:after="40"/>
         <w:ind w:left="360"/>
       </w:pPr>
-      <w:r>
-        <w:rPr>
-          <w:rFonts w:ascii="宋体" w:hAnsi="宋体" w:eastAsia="宋体"/>
-          <w:b w:val="0"/>
-          <w:sz w:val="21"/>
-        </w:rPr>
-        <w:t>4.5 注意力机制: 聚合全局时序信息</w:t>
-        <w:tab/>
-        <w:t>13</w:t>
-      </w:r>
+      <w:hyperlink w:anchor="_Toc_h16">
+        <w:r>
+          <w:rPr>
+            <w:rFonts w:ascii="宋体" w:hAnsi="宋体" w:eastAsia="宋体"/>
+            <w:b w:val="0"/>
+            <w:sz w:val="21"/>
+          </w:rPr>
+          <w:t>4.5 注意力机制: 聚合全局时序信息</w:t>
+          <w:tab/>
+          <w:t>14</w:t>
+        </w:r>
+      </w:hyperlink>
     </w:p>
     <w:p>
       <w:pPr>
@@ -1593,16 +1631,18 @@
         <w:spacing w:line="264" w:lineRule="auto" w:after="40"/>
         <w:ind w:left="360"/>
       </w:pPr>
-      <w:r>
-        <w:rPr>
-          <w:rFonts w:ascii="宋体" w:hAnsi="宋体" w:eastAsia="宋体"/>
-          <w:b w:val="0"/>
-          <w:sz w:val="21"/>
-        </w:rPr>
-        <w:t>4.6 实现细节</w:t>
-        <w:tab/>
-        <w:t>13</w:t>
-      </w:r>
+      <w:hyperlink w:anchor="_Toc_h17">
+        <w:r>
+          <w:rPr>
+            <w:rFonts w:ascii="宋体" w:hAnsi="宋体" w:eastAsia="宋体"/>
+            <w:b w:val="0"/>
+            <w:sz w:val="21"/>
+          </w:rPr>
+          <w:t>4.6 实现细节</w:t>
+          <w:tab/>
+          <w:t>15</w:t>
+        </w:r>
+      </w:hyperlink>
     </w:p>
     <w:p>
       <w:pPr>
@@ -1611,16 +1651,18 @@
         </w:tabs>
         <w:spacing w:line="264" w:lineRule="auto" w:after="40"/>
       </w:pPr>
-      <w:r>
-        <w:rPr>
-          <w:rFonts w:ascii="宋体" w:hAnsi="宋体" w:eastAsia="宋体"/>
-          <w:b/>
-          <w:sz w:val="23"/>
-        </w:rPr>
-        <w:t>5 实验与结果分析</w:t>
-        <w:tab/>
-        <w:t>14</w:t>
-      </w:r>
+      <w:hyperlink w:anchor="_Toc_h18">
+        <w:r>
+          <w:rPr>
+            <w:rFonts w:ascii="宋体" w:hAnsi="宋体" w:eastAsia="宋体"/>
+            <w:b/>
+            <w:sz w:val="23"/>
+          </w:rPr>
+          <w:t>5 实验与结果分析</w:t>
+          <w:tab/>
+          <w:t>16</w:t>
+        </w:r>
+      </w:hyperlink>
     </w:p>
     <w:p>
       <w:pPr>
@@ -1630,16 +1672,18 @@
         <w:spacing w:line="264" w:lineRule="auto" w:after="40"/>
         <w:ind w:left="360"/>
       </w:pPr>
-      <w:r>
-        <w:rPr>
-          <w:rFonts w:ascii="宋体" w:hAnsi="宋体" w:eastAsia="宋体"/>
-          <w:b w:val="0"/>
-          <w:sz w:val="21"/>
-        </w:rPr>
-        <w:t>5.1 实验环境与超参数</w:t>
-        <w:tab/>
-        <w:t>14</w:t>
-      </w:r>
+      <w:hyperlink w:anchor="_Toc_h19">
+        <w:r>
+          <w:rPr>
+            <w:rFonts w:ascii="宋体" w:hAnsi="宋体" w:eastAsia="宋体"/>
+            <w:b w:val="0"/>
+            <w:sz w:val="21"/>
+          </w:rPr>
+          <w:t>5.1 实验环境与超参数</w:t>
+          <w:tab/>
+          <w:t>16</w:t>
+        </w:r>
+      </w:hyperlink>
     </w:p>
     <w:p>
       <w:pPr>
@@ -1649,16 +1693,18 @@
         <w:spacing w:line="264" w:lineRule="auto" w:after="40"/>
         <w:ind w:left="360"/>
       </w:pPr>
-      <w:r>
-        <w:rPr>
-          <w:rFonts w:ascii="宋体" w:hAnsi="宋体" w:eastAsia="宋体"/>
-          <w:b w:val="0"/>
-          <w:sz w:val="21"/>
-        </w:rPr>
-        <w:t>5.2 评价指标</w:t>
-        <w:tab/>
-        <w:t>14</w:t>
-      </w:r>
+      <w:hyperlink w:anchor="_Toc_h20">
+        <w:r>
+          <w:rPr>
+            <w:rFonts w:ascii="宋体" w:hAnsi="宋体" w:eastAsia="宋体"/>
+            <w:b w:val="0"/>
+            <w:sz w:val="21"/>
+          </w:rPr>
+          <w:t>5.2 评价指标</w:t>
+          <w:tab/>
+          <w:t>16</w:t>
+        </w:r>
+      </w:hyperlink>
     </w:p>
     <w:p>
       <w:pPr>
@@ -1668,16 +1714,18 @@
         <w:spacing w:line="264" w:lineRule="auto" w:after="40"/>
         <w:ind w:left="360"/>
       </w:pPr>
-      <w:r>
-        <w:rPr>
-          <w:rFonts w:ascii="宋体" w:hAnsi="宋体" w:eastAsia="宋体"/>
-          <w:b w:val="0"/>
-          <w:sz w:val="21"/>
-        </w:rPr>
-        <w:t>5.3 训练过程与损失曲线</w:t>
-        <w:tab/>
-        <w:t>15</w:t>
-      </w:r>
+      <w:hyperlink w:anchor="_Toc_h21">
+        <w:r>
+          <w:rPr>
+            <w:rFonts w:ascii="宋体" w:hAnsi="宋体" w:eastAsia="宋体"/>
+            <w:b w:val="0"/>
+            <w:sz w:val="21"/>
+          </w:rPr>
+          <w:t>5.3 训练过程与损失曲线</w:t>
+          <w:tab/>
+          <w:t>17</w:t>
+        </w:r>
+      </w:hyperlink>
     </w:p>
     <w:p>
       <w:pPr>
@@ -1687,16 +1735,18 @@
         <w:spacing w:line="264" w:lineRule="auto" w:after="40"/>
         <w:ind w:left="360"/>
       </w:pPr>
-      <w:r>
-        <w:rPr>
-          <w:rFonts w:ascii="宋体" w:hAnsi="宋体" w:eastAsia="宋体"/>
-          <w:b w:val="0"/>
-          <w:sz w:val="21"/>
-        </w:rPr>
-        <w:t>5.4 预测结果与可视化</w:t>
-        <w:tab/>
-        <w:t>16</w:t>
-      </w:r>
+      <w:hyperlink w:anchor="_Toc_h22">
+        <w:r>
+          <w:rPr>
+            <w:rFonts w:ascii="宋体" w:hAnsi="宋体" w:eastAsia="宋体"/>
+            <w:b w:val="0"/>
+            <w:sz w:val="21"/>
+          </w:rPr>
+          <w:t>5.4 预测结果与可视化</w:t>
+          <w:tab/>
+          <w:t>17</w:t>
+        </w:r>
+      </w:hyperlink>
     </w:p>
     <w:p>
       <w:pPr>
@@ -1706,16 +1756,18 @@
         <w:spacing w:line="264" w:lineRule="auto" w:after="40"/>
         <w:ind w:left="360"/>
       </w:pPr>
-      <w:r>
-        <w:rPr>
-          <w:rFonts w:ascii="宋体" w:hAnsi="宋体" w:eastAsia="宋体"/>
-          <w:b w:val="0"/>
-          <w:sz w:val="21"/>
-        </w:rPr>
-        <w:t>5.5 结果讨论与误差分析</w:t>
-        <w:tab/>
-        <w:t>16</w:t>
-      </w:r>
+      <w:hyperlink w:anchor="_Toc_h23">
+        <w:r>
+          <w:rPr>
+            <w:rFonts w:ascii="宋体" w:hAnsi="宋体" w:eastAsia="宋体"/>
+            <w:b w:val="0"/>
+            <w:sz w:val="21"/>
+          </w:rPr>
+          <w:t>5.5 结果讨论与误差分析</w:t>
+          <w:tab/>
+          <w:t>18</w:t>
+        </w:r>
+      </w:hyperlink>
     </w:p>
     <w:p>
       <w:pPr>
@@ -1724,16 +1776,18 @@
         </w:tabs>
         <w:spacing w:line="264" w:lineRule="auto" w:after="40"/>
       </w:pPr>
-      <w:r>
-        <w:rPr>
-          <w:rFonts w:ascii="宋体" w:hAnsi="宋体" w:eastAsia="宋体"/>
-          <w:b/>
-          <w:sz w:val="23"/>
-        </w:rPr>
-        <w:t>6 结论与展望</w:t>
-        <w:tab/>
-        <w:t>17</w:t>
-      </w:r>
+      <w:hyperlink w:anchor="_Toc_h24">
+        <w:r>
+          <w:rPr>
+            <w:rFonts w:ascii="宋体" w:hAnsi="宋体" w:eastAsia="宋体"/>
+            <w:b/>
+            <w:sz w:val="23"/>
+          </w:rPr>
+          <w:t>6 结论与展望</w:t>
+          <w:tab/>
+          <w:t>20</w:t>
+        </w:r>
+      </w:hyperlink>
     </w:p>
     <w:p>
       <w:pPr>
@@ -1742,16 +1796,18 @@
         </w:tabs>
         <w:spacing w:line="264" w:lineRule="auto" w:after="40"/>
       </w:pPr>
-      <w:r>
-        <w:rPr>
-          <w:rFonts w:ascii="宋体" w:hAnsi="宋体" w:eastAsia="宋体"/>
-          <w:b/>
-          <w:sz w:val="23"/>
-        </w:rPr>
-        <w:t>参考文献</w:t>
-        <w:tab/>
-        <w:t>18</w:t>
-      </w:r>
+      <w:hyperlink w:anchor="_Toc_h25">
+        <w:r>
+          <w:rPr>
+            <w:rFonts w:ascii="宋体" w:hAnsi="宋体" w:eastAsia="宋体"/>
+            <w:b/>
+            <w:sz w:val="23"/>
+          </w:rPr>
+          <w:t>参考文献</w:t>
+          <w:tab/>
+          <w:t>21</w:t>
+        </w:r>
+      </w:hyperlink>
     </w:p>
     <w:p>
       <w:pPr>
@@ -1760,16 +1816,18 @@
         </w:tabs>
         <w:spacing w:line="264" w:lineRule="auto" w:after="40"/>
       </w:pPr>
-      <w:r>
-        <w:rPr>
-          <w:rFonts w:ascii="宋体" w:hAnsi="宋体" w:eastAsia="宋体"/>
-          <w:b/>
-          <w:sz w:val="23"/>
-        </w:rPr>
-        <w:t>附录1 相关代码及操作</w:t>
-        <w:tab/>
-        <w:t>19</w:t>
-      </w:r>
+      <w:hyperlink w:anchor="_Toc_h26">
+        <w:r>
+          <w:rPr>
+            <w:rFonts w:ascii="宋体" w:hAnsi="宋体" w:eastAsia="宋体"/>
+            <w:b/>
+            <w:sz w:val="23"/>
+          </w:rPr>
+          <w:t>附录1 相关代码及操作</w:t>
+          <w:tab/>
+          <w:t>22</w:t>
+        </w:r>
+      </w:hyperlink>
     </w:p>
     <w:p>
       <w:pPr>
@@ -1779,16 +1837,18 @@
         <w:spacing w:line="264" w:lineRule="auto" w:after="40"/>
         <w:ind w:left="360"/>
       </w:pPr>
-      <w:r>
-        <w:rPr>
-          <w:rFonts w:ascii="宋体" w:hAnsi="宋体" w:eastAsia="宋体"/>
-          <w:b w:val="0"/>
-          <w:sz w:val="21"/>
-        </w:rPr>
-        <w:t>附1.1 实验过程</w:t>
-        <w:tab/>
-        <w:t>19</w:t>
-      </w:r>
+      <w:hyperlink w:anchor="_Toc_h27">
+        <w:r>
+          <w:rPr>
+            <w:rFonts w:ascii="宋体" w:hAnsi="宋体" w:eastAsia="宋体"/>
+            <w:b w:val="0"/>
+            <w:sz w:val="21"/>
+          </w:rPr>
+          <w:t>附1.1 实验过程</w:t>
+          <w:tab/>
+          <w:t>22</w:t>
+        </w:r>
+      </w:hyperlink>
     </w:p>
     <w:p>
       <w:pPr>
@@ -1798,16 +1858,18 @@
         <w:spacing w:line="264" w:lineRule="auto" w:after="40"/>
         <w:ind w:left="360"/>
       </w:pPr>
-      <w:r>
-        <w:rPr>
-          <w:rFonts w:ascii="宋体" w:hAnsi="宋体" w:eastAsia="宋体"/>
-          <w:b w:val="0"/>
-          <w:sz w:val="21"/>
-        </w:rPr>
-        <w:t>附1.2 运行命令</w:t>
-        <w:tab/>
-        <w:t>20</w:t>
-      </w:r>
+      <w:hyperlink w:anchor="_Toc_h28">
+        <w:r>
+          <w:rPr>
+            <w:rFonts w:ascii="宋体" w:hAnsi="宋体" w:eastAsia="宋体"/>
+            <w:b w:val="0"/>
+            <w:sz w:val="21"/>
+          </w:rPr>
+          <w:t>附1.2 运行命令</w:t>
+          <w:tab/>
+          <w:t>23</w:t>
+        </w:r>
+      </w:hyperlink>
     </w:p>
     <w:p>
       <w:pPr>
@@ -1817,16 +1879,18 @@
         <w:spacing w:line="264" w:lineRule="auto" w:after="40"/>
         <w:ind w:left="360"/>
       </w:pPr>
-      <w:r>
-        <w:rPr>
-          <w:rFonts w:ascii="宋体" w:hAnsi="宋体" w:eastAsia="宋体"/>
-          <w:b w:val="0"/>
-          <w:sz w:val="21"/>
-        </w:rPr>
-        <w:t>附1.3 中间结果(指标摘要)</w:t>
-        <w:tab/>
-        <w:t>20</w:t>
-      </w:r>
+      <w:hyperlink w:anchor="_Toc_h29">
+        <w:r>
+          <w:rPr>
+            <w:rFonts w:ascii="宋体" w:hAnsi="宋体" w:eastAsia="宋体"/>
+            <w:b w:val="0"/>
+            <w:sz w:val="21"/>
+          </w:rPr>
+          <w:t>附1.3 中间结果(指标摘要)</w:t>
+          <w:tab/>
+          <w:t>23</w:t>
+        </w:r>
+      </w:hyperlink>
     </w:p>
     <w:p>
       <w:pPr>
@@ -1836,16 +1900,18 @@
         <w:spacing w:line="264" w:lineRule="auto" w:after="40"/>
         <w:ind w:left="360"/>
       </w:pPr>
-      <w:r>
-        <w:rPr>
-          <w:rFonts w:ascii="宋体" w:hAnsi="宋体" w:eastAsia="宋体"/>
-          <w:b w:val="0"/>
-          <w:sz w:val="21"/>
-        </w:rPr>
-        <w:t>附1.4 实验心得</w:t>
-        <w:tab/>
-        <w:t>21</w:t>
-      </w:r>
+      <w:hyperlink w:anchor="_Toc_h30">
+        <w:r>
+          <w:rPr>
+            <w:rFonts w:ascii="宋体" w:hAnsi="宋体" w:eastAsia="宋体"/>
+            <w:b w:val="0"/>
+            <w:sz w:val="21"/>
+          </w:rPr>
+          <w:t>附1.4 实验心得</w:t>
+          <w:tab/>
+          <w:t>24</w:t>
+        </w:r>
+      </w:hyperlink>
     </w:p>
     <w:p>
       <w:pPr>
@@ -1854,28 +1920,27 @@
         </w:tabs>
         <w:spacing w:line="264" w:lineRule="auto" w:after="40"/>
       </w:pPr>
-      <w:r>
-        <w:rPr>
-          <w:rFonts w:ascii="宋体" w:hAnsi="宋体" w:eastAsia="宋体"/>
-          <w:b/>
-          <w:sz w:val="23"/>
-        </w:rPr>
-        <w:t>附录2 查重报告</w:t>
-        <w:tab/>
-        <w:t>22</w:t>
-      </w:r>
-    </w:p>
-    <w:p>
-      <w:r>
-        <w:br w:type="page"/>
-      </w:r>
+      <w:hyperlink w:anchor="_Toc_h31">
+        <w:r>
+          <w:rPr>
+            <w:rFonts w:ascii="宋体" w:hAnsi="宋体" w:eastAsia="宋体"/>
+            <w:b/>
+            <w:sz w:val="23"/>
+          </w:rPr>
+          <w:t>附录2 查重报告</w:t>
+          <w:tab/>
+          <w:t>26</w:t>
+        </w:r>
+      </w:hyperlink>
     </w:p>
     <w:p>
       <w:pPr>
         <w:keepNext/>
+        <w:pageBreakBefore/>
         <w:spacing w:before="160" w:after="120"/>
         <w:outlineLvl w:val="0"/>
       </w:pPr>
+      <w:bookmarkStart w:id="1002" w:name="_Toc_h2"/>
       <w:r>
         <w:rPr>
           <w:rFonts w:ascii="黑体" w:hAnsi="黑体" w:eastAsia="黑体"/>
@@ -1884,6 +1949,7 @@
         </w:rPr>
         <w:t>1 研究目的</w:t>
       </w:r>
+      <w:bookmarkEnd w:id="1002"/>
     </w:p>
     <w:p>
       <w:pPr>
@@ -1948,9 +2014,11 @@
     <w:p>
       <w:pPr>
         <w:keepNext/>
+        <w:pageBreakBefore/>
         <w:spacing w:before="160" w:after="120"/>
         <w:outlineLvl w:val="0"/>
       </w:pPr>
+      <w:bookmarkStart w:id="1003" w:name="_Toc_h3"/>
       <w:r>
         <w:rPr>
           <w:rFonts w:ascii="黑体" w:hAnsi="黑体" w:eastAsia="黑体"/>
@@ -1959,6 +2027,7 @@
         </w:rPr>
         <w:t>2 数据获取</w:t>
       </w:r>
+      <w:bookmarkEnd w:id="1003"/>
     </w:p>
     <w:p>
       <w:pPr>
@@ -1966,6 +2035,7 @@
         <w:spacing w:before="160" w:after="120"/>
         <w:outlineLvl w:val="1"/>
       </w:pPr>
+      <w:bookmarkStart w:id="1004" w:name="_Toc_h4"/>
       <w:r>
         <w:rPr>
           <w:rFonts w:ascii="黑体" w:hAnsi="黑体" w:eastAsia="黑体"/>
@@ -1974,6 +2044,7 @@
         </w:rPr>
         <w:t>2.1 数据集介绍</w:t>
       </w:r>
+      <w:bookmarkEnd w:id="1004"/>
     </w:p>
     <w:p>
       <w:pPr>
@@ -1996,6 +2067,7 @@
         <w:spacing w:before="160" w:after="120"/>
         <w:outlineLvl w:val="1"/>
       </w:pPr>
+      <w:bookmarkStart w:id="1005" w:name="_Toc_h5"/>
       <w:r>
         <w:rPr>
           <w:rFonts w:ascii="黑体" w:hAnsi="黑体" w:eastAsia="黑体"/>
@@ -2004,6 +2076,7 @@
         </w:rPr>
         <w:t>2.2 数据来源与采集方式</w:t>
       </w:r>
+      <w:bookmarkEnd w:id="1005"/>
     </w:p>
     <w:p>
       <w:pPr>
@@ -2026,6 +2099,7 @@
         <w:spacing w:before="160" w:after="120"/>
         <w:outlineLvl w:val="1"/>
       </w:pPr>
+      <w:bookmarkStart w:id="1006" w:name="_Toc_h6"/>
       <w:r>
         <w:rPr>
           <w:rFonts w:ascii="黑体" w:hAnsi="黑体" w:eastAsia="黑体"/>
@@ -2034,6 +2108,7 @@
         </w:rPr>
         <w:t>2.3 数据规模与格式</w:t>
       </w:r>
+      <w:bookmarkEnd w:id="1006"/>
     </w:p>
     <w:p>
       <w:pPr>
@@ -2053,9 +2128,11 @@
     <w:p>
       <w:pPr>
         <w:keepNext/>
+        <w:pageBreakBefore/>
         <w:spacing w:before="160" w:after="120"/>
         <w:outlineLvl w:val="0"/>
       </w:pPr>
+      <w:bookmarkStart w:id="1007" w:name="_Toc_h7"/>
       <w:r>
         <w:rPr>
           <w:rFonts w:ascii="黑体" w:hAnsi="黑体" w:eastAsia="黑体"/>
@@ -2064,6 +2141,7 @@
         </w:rPr>
         <w:t>3 数据预处理</w:t>
       </w:r>
+      <w:bookmarkEnd w:id="1007"/>
     </w:p>
     <w:p>
       <w:pPr>
@@ -2086,6 +2164,7 @@
         <w:spacing w:before="160" w:after="120"/>
         <w:outlineLvl w:val="1"/>
       </w:pPr>
+      <w:bookmarkStart w:id="1008" w:name="_Toc_h8"/>
       <w:r>
         <w:rPr>
           <w:rFonts w:ascii="黑体" w:hAnsi="黑体" w:eastAsia="黑体"/>
@@ -2094,6 +2173,7 @@
         </w:rPr>
         <w:t>3.1 归一化与特征构造</w:t>
       </w:r>
+      <w:bookmarkEnd w:id="1008"/>
     </w:p>
     <w:p>
       <w:pPr>
@@ -2116,6 +2196,7 @@
         <w:spacing w:before="160" w:after="120"/>
         <w:outlineLvl w:val="1"/>
       </w:pPr>
+      <w:bookmarkStart w:id="1009" w:name="_Toc_h9"/>
       <w:r>
         <w:rPr>
           <w:rFonts w:ascii="黑体" w:hAnsi="黑体" w:eastAsia="黑体"/>
@@ -2124,6 +2205,7 @@
         </w:rPr>
         <w:t>3.2 路网图构建</w:t>
       </w:r>
+      <w:bookmarkEnd w:id="1009"/>
     </w:p>
     <w:p>
       <w:pPr>
@@ -2146,6 +2228,7 @@
         <w:spacing w:before="160" w:after="120"/>
         <w:outlineLvl w:val="1"/>
       </w:pPr>
+      <w:bookmarkStart w:id="1010" w:name="_Toc_h10"/>
       <w:r>
         <w:rPr>
           <w:rFonts w:ascii="黑体" w:hAnsi="黑体" w:eastAsia="黑体"/>
@@ -2154,6 +2237,7 @@
         </w:rPr>
         <w:t>3.3 时空样本构建与数据集划分</w:t>
       </w:r>
+      <w:bookmarkEnd w:id="1010"/>
     </w:p>
     <w:p>
       <w:pPr>
@@ -2173,9 +2257,11 @@
     <w:p>
       <w:pPr>
         <w:keepNext/>
+        <w:pageBreakBefore/>
         <w:spacing w:before="160" w:after="120"/>
         <w:outlineLvl w:val="0"/>
       </w:pPr>
+      <w:bookmarkStart w:id="1011" w:name="_Toc_h11"/>
       <w:r>
         <w:rPr>
           <w:rFonts w:ascii="黑体" w:hAnsi="黑体" w:eastAsia="黑体"/>
@@ -2184,6 +2270,7 @@
         </w:rPr>
         <w:t>4 模型与方法：A3T-GCN</w:t>
       </w:r>
+      <w:bookmarkEnd w:id="1011"/>
     </w:p>
     <w:p>
       <w:pPr>
@@ -2191,6 +2278,7 @@
         <w:spacing w:before="160" w:after="120"/>
         <w:outlineLvl w:val="1"/>
       </w:pPr>
+      <w:bookmarkStart w:id="1012" w:name="_Toc_h12"/>
       <w:r>
         <w:rPr>
           <w:rFonts w:ascii="黑体" w:hAnsi="黑体" w:eastAsia="黑体"/>
@@ -2199,6 +2287,7 @@
         </w:rPr>
         <w:t>4.1 问题定义</w:t>
       </w:r>
+      <w:bookmarkEnd w:id="1012"/>
     </w:p>
     <w:p>
       <w:pPr>
@@ -2221,6 +2310,7 @@
         <w:spacing w:before="160" w:after="120"/>
         <w:outlineLvl w:val="1"/>
       </w:pPr>
+      <w:bookmarkStart w:id="1013" w:name="_Toc_h13"/>
       <w:r>
         <w:rPr>
           <w:rFonts w:ascii="黑体" w:hAnsi="黑体" w:eastAsia="黑体"/>
@@ -2229,6 +2319,7 @@
         </w:rPr>
         <w:t>4.2 总体结构</w:t>
       </w:r>
+      <w:bookmarkEnd w:id="1013"/>
     </w:p>
     <w:p>
       <w:pPr>
@@ -2251,6 +2342,7 @@
         <w:spacing w:before="160" w:after="120"/>
         <w:outlineLvl w:val="1"/>
       </w:pPr>
+      <w:bookmarkStart w:id="1014" w:name="_Toc_h14"/>
       <w:r>
         <w:rPr>
           <w:rFonts w:ascii="黑体" w:hAnsi="黑体" w:eastAsia="黑体"/>
@@ -2259,6 +2351,7 @@
         </w:rPr>
         <w:t>4.3 图卷积网络: 捕获空间依赖</w:t>
       </w:r>
+      <w:bookmarkEnd w:id="1014"/>
     </w:p>
     <w:p>
       <w:pPr>
@@ -2281,6 +2374,7 @@
         <w:spacing w:before="160" w:after="120"/>
         <w:outlineLvl w:val="1"/>
       </w:pPr>
+      <w:bookmarkStart w:id="1015" w:name="_Toc_h15"/>
       <w:r>
         <w:rPr>
           <w:rFonts w:ascii="黑体" w:hAnsi="黑体" w:eastAsia="黑体"/>
@@ -2289,6 +2383,7 @@
         </w:rPr>
         <w:t>4.4 门控循环单元: 捕获时间依赖</w:t>
       </w:r>
+      <w:bookmarkEnd w:id="1015"/>
     </w:p>
     <w:p>
       <w:pPr>
@@ -2311,6 +2406,7 @@
         <w:spacing w:before="160" w:after="120"/>
         <w:outlineLvl w:val="1"/>
       </w:pPr>
+      <w:bookmarkStart w:id="1016" w:name="_Toc_h16"/>
       <w:r>
         <w:rPr>
           <w:rFonts w:ascii="黑体" w:hAnsi="黑体" w:eastAsia="黑体"/>
@@ -2319,6 +2415,7 @@
         </w:rPr>
         <w:t>4.5 注意力机制: 聚合全局时序信息</w:t>
       </w:r>
+      <w:bookmarkEnd w:id="1016"/>
     </w:p>
     <w:p>
       <w:pPr>
@@ -2341,6 +2438,7 @@
         <w:spacing w:before="160" w:after="120"/>
         <w:outlineLvl w:val="1"/>
       </w:pPr>
+      <w:bookmarkStart w:id="1017" w:name="_Toc_h17"/>
       <w:r>
         <w:rPr>
           <w:rFonts w:ascii="黑体" w:hAnsi="黑体" w:eastAsia="黑体"/>
@@ -2349,6 +2447,7 @@
         </w:rPr>
         <w:t>4.6 实现细节</w:t>
       </w:r>
+      <w:bookmarkEnd w:id="1017"/>
     </w:p>
     <w:p>
       <w:pPr>
@@ -2368,9 +2467,11 @@
     <w:p>
       <w:pPr>
         <w:keepNext/>
+        <w:pageBreakBefore/>
         <w:spacing w:before="160" w:after="120"/>
         <w:outlineLvl w:val="0"/>
       </w:pPr>
+      <w:bookmarkStart w:id="1018" w:name="_Toc_h18"/>
       <w:r>
         <w:rPr>
           <w:rFonts w:ascii="黑体" w:hAnsi="黑体" w:eastAsia="黑体"/>
@@ -2379,6 +2480,7 @@
         </w:rPr>
         <w:t>5 实验与结果分析</w:t>
       </w:r>
+      <w:bookmarkEnd w:id="1018"/>
     </w:p>
     <w:p>
       <w:pPr>
@@ -2386,6 +2488,7 @@
         <w:spacing w:before="160" w:after="120"/>
         <w:outlineLvl w:val="1"/>
       </w:pPr>
+      <w:bookmarkStart w:id="1019" w:name="_Toc_h19"/>
       <w:r>
         <w:rPr>
           <w:rFonts w:ascii="黑体" w:hAnsi="黑体" w:eastAsia="黑体"/>
@@ -2394,6 +2497,7 @@
         </w:rPr>
         <w:t>5.1 实验环境与超参数</w:t>
       </w:r>
+      <w:bookmarkEnd w:id="1019"/>
     </w:p>
     <w:p>
       <w:pPr>
@@ -2416,6 +2520,7 @@
         <w:spacing w:before="160" w:after="120"/>
         <w:outlineLvl w:val="1"/>
       </w:pPr>
+      <w:bookmarkStart w:id="1020" w:name="_Toc_h20"/>
       <w:r>
         <w:rPr>
           <w:rFonts w:ascii="黑体" w:hAnsi="黑体" w:eastAsia="黑体"/>
@@ -2424,6 +2529,7 @@
         </w:rPr>
         <w:t>5.2 评价指标</w:t>
       </w:r>
+      <w:bookmarkEnd w:id="1020"/>
     </w:p>
     <w:p>
       <w:pPr>
@@ -2446,6 +2552,7 @@
         <w:spacing w:before="160" w:after="120"/>
         <w:outlineLvl w:val="1"/>
       </w:pPr>
+      <w:bookmarkStart w:id="1021" w:name="_Toc_h21"/>
       <w:r>
         <w:rPr>
           <w:rFonts w:ascii="黑体" w:hAnsi="黑体" w:eastAsia="黑体"/>
@@ -2454,6 +2561,7 @@
         </w:rPr>
         <w:t>5.3 训练过程与损失曲线</w:t>
       </w:r>
+      <w:bookmarkEnd w:id="1021"/>
     </w:p>
     <w:p>
       <w:pPr>
@@ -2529,6 +2637,7 @@
         <w:spacing w:before="160" w:after="120"/>
         <w:outlineLvl w:val="1"/>
       </w:pPr>
+      <w:bookmarkStart w:id="1022" w:name="_Toc_h22"/>
       <w:r>
         <w:rPr>
           <w:rFonts w:ascii="黑体" w:hAnsi="黑体" w:eastAsia="黑体"/>
@@ -2537,6 +2646,7 @@
         </w:rPr>
         <w:t>5.4 预测结果与可视化</w:t>
       </w:r>
+      <w:bookmarkEnd w:id="1022"/>
     </w:p>
     <w:p>
       <w:pPr>
@@ -2627,6 +2737,7 @@
         <w:spacing w:before="160" w:after="120"/>
         <w:outlineLvl w:val="1"/>
       </w:pPr>
+      <w:bookmarkStart w:id="1023" w:name="_Toc_h23"/>
       <w:r>
         <w:rPr>
           <w:rFonts w:ascii="黑体" w:hAnsi="黑体" w:eastAsia="黑体"/>
@@ -2635,6 +2746,7 @@
         </w:rPr>
         <w:t>5.5 结果讨论与误差分析</w:t>
       </w:r>
+      <w:bookmarkEnd w:id="1023"/>
     </w:p>
     <w:p>
       <w:pPr>
@@ -2669,9 +2781,11 @@
     <w:p>
       <w:pPr>
         <w:keepNext/>
+        <w:pageBreakBefore/>
         <w:spacing w:before="160" w:after="120"/>
         <w:outlineLvl w:val="0"/>
       </w:pPr>
+      <w:bookmarkStart w:id="1024" w:name="_Toc_h24"/>
       <w:r>
         <w:rPr>
           <w:rFonts w:ascii="黑体" w:hAnsi="黑体" w:eastAsia="黑体"/>
@@ -2680,6 +2794,7 @@
         </w:rPr>
         <w:t>6 结论与展望</w:t>
       </w:r>
+      <w:bookmarkEnd w:id="1024"/>
     </w:p>
     <w:p>
       <w:pPr>
@@ -2699,9 +2814,11 @@
     <w:p>
       <w:pPr>
         <w:keepNext/>
+        <w:pageBreakBefore/>
         <w:spacing w:before="160" w:after="120"/>
         <w:outlineLvl w:val="0"/>
       </w:pPr>
+      <w:bookmarkStart w:id="1025" w:name="_Toc_h25"/>
       <w:r>
         <w:rPr>
           <w:rFonts w:ascii="黑体" w:hAnsi="黑体" w:eastAsia="黑体"/>
@@ -2710,6 +2827,7 @@
         </w:rPr>
         <w:t>参考文献</w:t>
       </w:r>
+      <w:bookmarkEnd w:id="1025"/>
     </w:p>
     <w:p>
       <w:pPr>
@@ -2803,16 +2921,13 @@
       </w:r>
     </w:p>
     <w:p>
-      <w:r>
-        <w:br w:type="page"/>
-      </w:r>
-    </w:p>
-    <w:p>
       <w:pPr>
         <w:keepNext/>
+        <w:pageBreakBefore/>
         <w:spacing w:before="160" w:after="120"/>
         <w:outlineLvl w:val="0"/>
       </w:pPr>
+      <w:bookmarkStart w:id="1026" w:name="_Toc_h26"/>
       <w:r>
         <w:rPr>
           <w:rFonts w:ascii="黑体" w:hAnsi="黑体" w:eastAsia="黑体"/>
@@ -2821,6 +2936,7 @@
         </w:rPr>
         <w:t>附录1 相关代码及操作</w:t>
       </w:r>
+      <w:bookmarkEnd w:id="1026"/>
     </w:p>
     <w:p>
       <w:pPr>
@@ -2828,6 +2944,7 @@
         <w:spacing w:before="160" w:after="120"/>
         <w:outlineLvl w:val="1"/>
       </w:pPr>
+      <w:bookmarkStart w:id="1027" w:name="_Toc_h27"/>
       <w:r>
         <w:rPr>
           <w:rFonts w:ascii="黑体" w:hAnsi="黑体" w:eastAsia="黑体"/>
@@ -2836,6 +2953,7 @@
         </w:rPr>
         <w:t>附1.1 实验过程</w:t>
       </w:r>
+      <w:bookmarkEnd w:id="1027"/>
     </w:p>
     <w:p>
       <w:pPr>
@@ -2867,6 +2985,7 @@
         <w:spacing w:before="160" w:after="120"/>
         <w:outlineLvl w:val="1"/>
       </w:pPr>
+      <w:bookmarkStart w:id="1028" w:name="_Toc_h28"/>
       <w:r>
         <w:rPr>
           <w:rFonts w:ascii="黑体" w:hAnsi="黑体" w:eastAsia="黑体"/>
@@ -2875,6 +2994,7 @@
         </w:rPr>
         <w:t>附1.2 运行命令</w:t>
       </w:r>
+      <w:bookmarkEnd w:id="1028"/>
     </w:p>
     <w:p>
       <w:pPr>
@@ -2913,6 +3033,7 @@
         <w:spacing w:before="160" w:after="120"/>
         <w:outlineLvl w:val="1"/>
       </w:pPr>
+      <w:bookmarkStart w:id="1029" w:name="_Toc_h29"/>
       <w:r>
         <w:rPr>
           <w:rFonts w:ascii="黑体" w:hAnsi="黑体" w:eastAsia="黑体"/>
@@ -2921,6 +3042,7 @@
         </w:rPr>
         <w:t>附1.3 中间结果(指标摘要)</w:t>
       </w:r>
+      <w:bookmarkEnd w:id="1029"/>
     </w:p>
     <w:tbl>
       <w:tblPr>
@@ -3483,6 +3605,7 @@
         <w:spacing w:before="160" w:after="120"/>
         <w:outlineLvl w:val="1"/>
       </w:pPr>
+      <w:bookmarkStart w:id="1030" w:name="_Toc_h30"/>
       <w:r>
         <w:rPr>
           <w:rFonts w:ascii="黑体" w:hAnsi="黑体" w:eastAsia="黑体"/>
@@ -3491,6 +3614,7 @@
         </w:rPr>
         <w:t>附1.4 实验心得</w:t>
       </w:r>
+      <w:bookmarkEnd w:id="1030"/>
     </w:p>
     <w:p>
       <w:pPr>
@@ -3525,9 +3649,11 @@
     <w:p>
       <w:pPr>
         <w:keepNext/>
+        <w:pageBreakBefore/>
         <w:spacing w:before="160" w:after="120"/>
         <w:outlineLvl w:val="0"/>
       </w:pPr>
+      <w:bookmarkStart w:id="1031" w:name="_Toc_h31"/>
       <w:r>
         <w:rPr>
           <w:rFonts w:ascii="黑体" w:hAnsi="黑体" w:eastAsia="黑体"/>
@@ -3536,6 +3662,7 @@
         </w:rPr>
         <w:t>附录2 查重报告</w:t>
       </w:r>
+      <w:bookmarkEnd w:id="1031"/>
     </w:p>
     <w:p>
       <w:pPr>
